--- a/docs/OREF-INV-010-Findings-2026-08-26.docx
+++ b/docs/OREF-INV-010-Findings-2026-08-26.docx
@@ -94,31 +94,51 @@
         <w:pStyle w:val="BodyText"/>
       </w:pPr>
       <w:r>
-        <w:t xml:space="preserve">In this cohort oref autosens sits at exactly 1.000 for a median of 90% of</w:t>
-      </w:r>
-      <w:r>
-        <w:t xml:space="preserve"> </w:t>
-      </w:r>
-      <w:r>
-        <w:t xml:space="preserve">decisions, and never moves at all for four of the ten users. Where it does move,</w:t>
-      </w:r>
-      <w:r>
-        <w:t xml:space="preserve"> </w:t>
-      </w:r>
-      <w:r>
-        <w:t xml:space="preserve">it agrees only weakly with the dose-derived ratio Boost applies alongside it, and</w:t>
-      </w:r>
-      <w:r>
-        <w:t xml:space="preserve"> </w:t>
-      </w:r>
-      <w:r>
-        <w:t xml:space="preserve">when both are away from neutral they point in opposite directions a third of the</w:t>
-      </w:r>
-      <w:r>
-        <w:t xml:space="preserve"> </w:t>
-      </w:r>
-      <w:r>
-        <w:t xml:space="preserve">time.</w:t>
+        <w:t xml:space="preserve">Four of the ten users show a ratio that never varies from 1.000, and Boost’s own</w:t>
+      </w:r>
+      <w:r>
+        <w:t xml:space="preserve"> </w:t>
+      </w:r>
+      <w:r>
+        <w:t xml:space="preserve">guidance is to switch autosens off, so those are switched off rather than finding</w:t>
+      </w:r>
+      <w:r>
+        <w:t xml:space="preserve"> </w:t>
+      </w:r>
+      <w:r>
+        <w:t xml:space="preserve">nothing. Among the six where the computation is demonstrably live, autosens is</w:t>
+      </w:r>
+      <w:r>
+        <w:t xml:space="preserve"> </w:t>
+      </w:r>
+      <w:r>
+        <w:t xml:space="preserve">neutral for a median of 39% of decisions rather than the 90% a naive average</w:t>
+      </w:r>
+      <w:r>
+        <w:t xml:space="preserve"> </w:t>
+      </w:r>
+      <w:r>
+        <w:t xml:space="preserve">across all ten gives.</w:t>
+      </w:r>
+    </w:p>
+    <w:p>
+      <w:pPr>
+        <w:pStyle w:val="BodyText"/>
+      </w:pPr>
+      <w:r>
+        <w:t xml:space="preserve">Where it does move, it agrees only weakly with the dose-derived ratio Boost</w:t>
+      </w:r>
+      <w:r>
+        <w:t xml:space="preserve"> </w:t>
+      </w:r>
+      <w:r>
+        <w:t xml:space="preserve">applies alongside it, and when both are away from neutral they point in opposite</w:t>
+      </w:r>
+      <w:r>
+        <w:t xml:space="preserve"> </w:t>
+      </w:r>
+      <w:r>
+        <w:t xml:space="preserve">directions a third of the time.</w:t>
       </w:r>
     </w:p>
     <w:bookmarkEnd w:id="9"/>
@@ -733,532 +753,45 @@
       </w:r>
     </w:p>
     <w:bookmarkEnd w:id="11"/>
-    <w:bookmarkStart w:id="12" w:name="phase-two-autosens-is-mostly-not-moving"/>
+    <w:bookmarkStart w:id="12" w:name="X27ff44e00a2f908b8913b0f4304a56b2ceb94a4"/>
     <w:p>
       <w:pPr>
         <w:pStyle w:val="Heading2"/>
       </w:pPr>
       <w:r>
-        <w:t xml:space="preserve">Phase two: autosens is mostly not moving</w:t>
-      </w:r>
-    </w:p>
-    <w:tbl>
-      <w:tblPr>
-        <w:tblStyle w:val="Table"/>
-        <w:tblW w:type="auto" w:w="0"/>
-        <w:tblLook w:firstRow="1" w:lastRow="0" w:firstColumn="0" w:lastColumn="0" w:noHBand="0" w:noVBand="0" w:val="0020"/>
-      </w:tblPr>
-      <w:tblGrid>
-        <w:gridCol w:w="1584"/>
-        <w:gridCol w:w="1584"/>
-        <w:gridCol w:w="1584"/>
-        <w:gridCol w:w="1584"/>
-        <w:gridCol w:w="1584"/>
-      </w:tblGrid>
-      <w:tr>
-        <w:trPr>
-          <w:tblHeader w:val="on"/>
-        </w:trPr>
-        <w:tc>
-          <w:tcPr/>
-          <w:p>
-            <w:pPr>
-              <w:pStyle w:val="Compact"/>
-            </w:pPr>
-            <w:r>
-              <w:t xml:space="preserve">User</w:t>
-            </w:r>
-          </w:p>
-        </w:tc>
-        <w:tc>
-          <w:tcPr/>
-          <w:p>
-            <w:pPr>
-              <w:pStyle w:val="Compact"/>
-            </w:pPr>
-            <w:r>
-              <w:t xml:space="preserve">Exactly 1.000</w:t>
-            </w:r>
-          </w:p>
-        </w:tc>
-        <w:tc>
-          <w:tcPr/>
-          <w:p>
-            <w:pPr>
-              <w:pStyle w:val="Compact"/>
-            </w:pPr>
-            <w:r>
-              <w:t xml:space="preserve">At ceiling</w:t>
-            </w:r>
-          </w:p>
-        </w:tc>
-        <w:tc>
-          <w:tcPr/>
-          <w:p>
-            <w:pPr>
-              <w:pStyle w:val="Compact"/>
-            </w:pPr>
-            <w:r>
-              <w:t xml:space="preserve">At floor</w:t>
-            </w:r>
-          </w:p>
-        </w:tc>
-        <w:tc>
-          <w:tcPr/>
-          <w:p>
-            <w:pPr>
-              <w:pStyle w:val="Compact"/>
-            </w:pPr>
-            <w:r>
-              <w:t xml:space="preserve">Active</w:t>
-            </w:r>
-          </w:p>
-        </w:tc>
-      </w:tr>
-      <w:tr>
-        <w:tc>
-          <w:tcPr/>
-          <w:p>
-            <w:pPr>
-              <w:pStyle w:val="Compact"/>
-            </w:pPr>
-            <w:r>
-              <w:t xml:space="preserve">A, B, D, K</w:t>
-            </w:r>
-          </w:p>
-        </w:tc>
-        <w:tc>
-          <w:tcPr/>
-          <w:p>
-            <w:pPr>
-              <w:pStyle w:val="Compact"/>
-            </w:pPr>
-            <w:r>
-              <w:t xml:space="preserve">100%</w:t>
-            </w:r>
-          </w:p>
-        </w:tc>
-        <w:tc>
-          <w:tcPr/>
-          <w:p>
-            <w:pPr>
-              <w:pStyle w:val="Compact"/>
-            </w:pPr>
-            <w:r>
-              <w:t xml:space="preserve">0%</w:t>
-            </w:r>
-          </w:p>
-        </w:tc>
-        <w:tc>
-          <w:tcPr/>
-          <w:p>
-            <w:pPr>
-              <w:pStyle w:val="Compact"/>
-            </w:pPr>
-            <w:r>
-              <w:t xml:space="preserve">0%</w:t>
-            </w:r>
-          </w:p>
-        </w:tc>
-        <w:tc>
-          <w:tcPr/>
-          <w:p>
-            <w:pPr>
-              <w:pStyle w:val="Compact"/>
-            </w:pPr>
-            <w:r>
-              <w:t xml:space="preserve">0%</w:t>
-            </w:r>
-          </w:p>
-        </w:tc>
-      </w:tr>
-      <w:tr>
-        <w:tc>
-          <w:tcPr/>
-          <w:p>
-            <w:pPr>
-              <w:pStyle w:val="Compact"/>
-            </w:pPr>
-            <w:r>
-              <w:t xml:space="preserve">F</w:t>
-            </w:r>
-          </w:p>
-        </w:tc>
-        <w:tc>
-          <w:tcPr/>
-          <w:p>
-            <w:pPr>
-              <w:pStyle w:val="Compact"/>
-            </w:pPr>
-            <w:r>
-              <w:t xml:space="preserve">96.1%</w:t>
-            </w:r>
-          </w:p>
-        </w:tc>
-        <w:tc>
-          <w:tcPr/>
-          <w:p>
-            <w:pPr>
-              <w:pStyle w:val="Compact"/>
-            </w:pPr>
-            <w:r>
-              <w:t xml:space="preserve">0%</w:t>
-            </w:r>
-          </w:p>
-        </w:tc>
-        <w:tc>
-          <w:tcPr/>
-          <w:p>
-            <w:pPr>
-              <w:pStyle w:val="Compact"/>
-            </w:pPr>
-            <w:r>
-              <w:t xml:space="preserve">0.2%</w:t>
-            </w:r>
-          </w:p>
-        </w:tc>
-        <w:tc>
-          <w:tcPr/>
-          <w:p>
-            <w:pPr>
-              <w:pStyle w:val="Compact"/>
-            </w:pPr>
-            <w:r>
-              <w:t xml:space="preserve">3.9%</w:t>
-            </w:r>
-          </w:p>
-        </w:tc>
-      </w:tr>
-      <w:tr>
-        <w:tc>
-          <w:tcPr/>
-          <w:p>
-            <w:pPr>
-              <w:pStyle w:val="Compact"/>
-            </w:pPr>
-            <w:r>
-              <w:t xml:space="preserve">tim</w:t>
-            </w:r>
-          </w:p>
-        </w:tc>
-        <w:tc>
-          <w:tcPr/>
-          <w:p>
-            <w:pPr>
-              <w:pStyle w:val="Compact"/>
-            </w:pPr>
-            <w:r>
-              <w:t xml:space="preserve">84.7%</w:t>
-            </w:r>
-          </w:p>
-        </w:tc>
-        <w:tc>
-          <w:tcPr/>
-          <w:p>
-            <w:pPr>
-              <w:pStyle w:val="Compact"/>
-            </w:pPr>
-            <w:r>
-              <w:t xml:space="preserve">0%</w:t>
-            </w:r>
-          </w:p>
-        </w:tc>
-        <w:tc>
-          <w:tcPr/>
-          <w:p>
-            <w:pPr>
-              <w:pStyle w:val="Compact"/>
-            </w:pPr>
-            <w:r>
-              <w:t xml:space="preserve">2.2%</w:t>
-            </w:r>
-          </w:p>
-        </w:tc>
-        <w:tc>
-          <w:tcPr/>
-          <w:p>
-            <w:pPr>
-              <w:pStyle w:val="Compact"/>
-            </w:pPr>
-            <w:r>
-              <w:t xml:space="preserve">15.3%</w:t>
-            </w:r>
-          </w:p>
-        </w:tc>
-      </w:tr>
-      <w:tr>
-        <w:tc>
-          <w:tcPr/>
-          <w:p>
-            <w:pPr>
-              <w:pStyle w:val="Compact"/>
-            </w:pPr>
-            <w:r>
-              <w:t xml:space="preserve">E</w:t>
-            </w:r>
-          </w:p>
-        </w:tc>
-        <w:tc>
-          <w:tcPr/>
-          <w:p>
-            <w:pPr>
-              <w:pStyle w:val="Compact"/>
-            </w:pPr>
-            <w:r>
-              <w:t xml:space="preserve">49.8%</w:t>
-            </w:r>
-          </w:p>
-        </w:tc>
-        <w:tc>
-          <w:tcPr/>
-          <w:p>
-            <w:pPr>
-              <w:pStyle w:val="Compact"/>
-            </w:pPr>
-            <w:r>
-              <w:t xml:space="preserve">7.0%</w:t>
-            </w:r>
-          </w:p>
-        </w:tc>
-        <w:tc>
-          <w:tcPr/>
-          <w:p>
-            <w:pPr>
-              <w:pStyle w:val="Compact"/>
-            </w:pPr>
-            <w:r>
-              <w:t xml:space="preserve">0.2%</w:t>
-            </w:r>
-          </w:p>
-        </w:tc>
-        <w:tc>
-          <w:tcPr/>
-          <w:p>
-            <w:pPr>
-              <w:pStyle w:val="Compact"/>
-            </w:pPr>
-            <w:r>
-              <w:t xml:space="preserve">50.2%</w:t>
-            </w:r>
-          </w:p>
-        </w:tc>
-      </w:tr>
-      <w:tr>
-        <w:tc>
-          <w:tcPr/>
-          <w:p>
-            <w:pPr>
-              <w:pStyle w:val="Compact"/>
-            </w:pPr>
-            <w:r>
-              <w:t xml:space="preserve">I</w:t>
-            </w:r>
-          </w:p>
-        </w:tc>
-        <w:tc>
-          <w:tcPr/>
-          <w:p>
-            <w:pPr>
-              <w:pStyle w:val="Compact"/>
-            </w:pPr>
-            <w:r>
-              <w:t xml:space="preserve">27.3%</w:t>
-            </w:r>
-          </w:p>
-        </w:tc>
-        <w:tc>
-          <w:tcPr/>
-          <w:p>
-            <w:pPr>
-              <w:pStyle w:val="Compact"/>
-            </w:pPr>
-            <w:r>
-              <w:t xml:space="preserve">55.2%</w:t>
-            </w:r>
-          </w:p>
-        </w:tc>
-        <w:tc>
-          <w:tcPr/>
-          <w:p>
-            <w:pPr>
-              <w:pStyle w:val="Compact"/>
-            </w:pPr>
-            <w:r>
-              <w:t xml:space="preserve">1.3%</w:t>
-            </w:r>
-          </w:p>
-        </w:tc>
-        <w:tc>
-          <w:tcPr/>
-          <w:p>
-            <w:pPr>
-              <w:pStyle w:val="Compact"/>
-            </w:pPr>
-            <w:r>
-              <w:t xml:space="preserve">72.7%</w:t>
-            </w:r>
-          </w:p>
-        </w:tc>
-      </w:tr>
-      <w:tr>
-        <w:tc>
-          <w:tcPr/>
-          <w:p>
-            <w:pPr>
-              <w:pStyle w:val="Compact"/>
-            </w:pPr>
-            <w:r>
-              <w:t xml:space="preserve">C</w:t>
-            </w:r>
-          </w:p>
-        </w:tc>
-        <w:tc>
-          <w:tcPr/>
-          <w:p>
-            <w:pPr>
-              <w:pStyle w:val="Compact"/>
-            </w:pPr>
-            <w:r>
-              <w:t xml:space="preserve">27.1%</w:t>
-            </w:r>
-          </w:p>
-        </w:tc>
-        <w:tc>
-          <w:tcPr/>
-          <w:p>
-            <w:pPr>
-              <w:pStyle w:val="Compact"/>
-            </w:pPr>
-            <w:r>
-              <w:t xml:space="preserve">0%</w:t>
-            </w:r>
-          </w:p>
-        </w:tc>
-        <w:tc>
-          <w:tcPr/>
-          <w:p>
-            <w:pPr>
-              <w:pStyle w:val="Compact"/>
-            </w:pPr>
-            <w:r>
-              <w:t xml:space="preserve">0%</w:t>
-            </w:r>
-          </w:p>
-        </w:tc>
-        <w:tc>
-          <w:tcPr/>
-          <w:p>
-            <w:pPr>
-              <w:pStyle w:val="Compact"/>
-            </w:pPr>
-            <w:r>
-              <w:t xml:space="preserve">72.9%</w:t>
-            </w:r>
-          </w:p>
-        </w:tc>
-      </w:tr>
-      <w:tr>
-        <w:tc>
-          <w:tcPr/>
-          <w:p>
-            <w:pPr>
-              <w:pStyle w:val="Compact"/>
-            </w:pPr>
-            <w:r>
-              <w:t xml:space="preserve">H</w:t>
-            </w:r>
-          </w:p>
-        </w:tc>
-        <w:tc>
-          <w:tcPr/>
-          <w:p>
-            <w:pPr>
-              <w:pStyle w:val="Compact"/>
-            </w:pPr>
-            <w:r>
-              <w:t xml:space="preserve">21.5%</w:t>
-            </w:r>
-          </w:p>
-        </w:tc>
-        <w:tc>
-          <w:tcPr/>
-          <w:p>
-            <w:pPr>
-              <w:pStyle w:val="Compact"/>
-            </w:pPr>
-            <w:r>
-              <w:t xml:space="preserve">33.6%</w:t>
-            </w:r>
-          </w:p>
-        </w:tc>
-        <w:tc>
-          <w:tcPr/>
-          <w:p>
-            <w:pPr>
-              <w:pStyle w:val="Compact"/>
-            </w:pPr>
-            <w:r>
-              <w:t xml:space="preserve">0%</w:t>
-            </w:r>
-          </w:p>
-        </w:tc>
-        <w:tc>
-          <w:tcPr/>
-          <w:p>
-            <w:pPr>
-              <w:pStyle w:val="Compact"/>
-            </w:pPr>
-            <w:r>
-              <w:t xml:space="preserve">78.5%</w:t>
-            </w:r>
-          </w:p>
-        </w:tc>
-      </w:tr>
-    </w:tbl>
-    <w:p>
-      <w:pPr>
-        <w:pStyle w:val="BodyText"/>
-      </w:pPr>
-      <w:r>
-        <w:t xml:space="preserve">Median across the ten: neutral for 90% of decisions.</w:t>
+        <w:t xml:space="preserve">Phase two: how much autosens moves, once the switched-off users are removed</w:t>
       </w:r>
     </w:p>
     <w:p>
       <w:pPr>
-        <w:pStyle w:val="BodyText"/>
-      </w:pPr>
-      <w:r>
-        <w:t xml:space="preserve">Two readings are available and this data cannot separate them. Either autosens</w:t>
-      </w:r>
-      <w:r>
-        <w:t xml:space="preserve"> </w:t>
-      </w:r>
-      <w:r>
-        <w:t xml:space="preserve">is examining the record and finding nothing worth adjusting, or it is not being</w:t>
-      </w:r>
-      <w:r>
-        <w:t xml:space="preserve"> </w:t>
-      </w:r>
-      <w:r>
-        <w:t xml:space="preserve">fed in this configuration and returns neutral by default. Four users at exactly</w:t>
-      </w:r>
-      <w:r>
-        <w:t xml:space="preserve"> </w:t>
-      </w:r>
-      <w:r>
-        <w:t xml:space="preserve">100% neutral points at the second. Every user here runs Boost in its</w:t>
-      </w:r>
-      <w:r>
-        <w:t xml:space="preserve"> </w:t>
-      </w:r>
-      <w:r>
-        <w:t xml:space="preserve">dose-derived mode, where the oref ratio is computed alongside rather than</w:t>
-      </w:r>
-      <w:r>
-        <w:t xml:space="preserve"> </w:t>
-      </w:r>
-      <w:r>
-        <w:t xml:space="preserve">applied, so a plugin that is not receiving data would look exactly like this.</w:t>
+        <w:pStyle w:val="FirstParagraph"/>
+      </w:pPr>
+      <w:r>
+        <w:t xml:space="preserve">An earlier version of this note reported that autosens is neutral for 90% of</w:t>
+      </w:r>
+      <w:r>
+        <w:t xml:space="preserve"> </w:t>
+      </w:r>
+      <w:r>
+        <w:t xml:space="preserve">decisions across all ten users. That figure is wrong to quote, because Boost’s</w:t>
+      </w:r>
+      <w:r>
+        <w:t xml:space="preserve"> </w:t>
+      </w:r>
+      <w:r>
+        <w:t xml:space="preserve">guidance is to switch autosens off when using it, and four of the ten users show</w:t>
+      </w:r>
+      <w:r>
+        <w:t xml:space="preserve"> </w:t>
+      </w:r>
+      <w:r>
+        <w:t xml:space="preserve">a ratio that takes exactly one distinct value across their whole record. Those</w:t>
+      </w:r>
+      <w:r>
+        <w:t xml:space="preserve"> </w:t>
+      </w:r>
+      <w:r>
+        <w:t xml:space="preserve">are disabled, not quiet.</w:t>
       </w:r>
     </w:p>
     <w:p>
@@ -1266,57 +799,7 @@
         <w:pStyle w:val="BodyText"/>
       </w:pPr>
       <w:r>
-        <w:t xml:space="preserve">Distinguishing them needs a user running oref autosens as the applied mechanism.</w:t>
-      </w:r>
-      <w:r>
-        <w:t xml:space="preserve"> </w:t>
-      </w:r>
-      <w:r>
-        <w:t xml:space="preserve">None of these ten is.</w:t>
-      </w:r>
-    </w:p>
-    <w:p>
-      <w:pPr>
-        <w:pStyle w:val="BodyText"/>
-      </w:pPr>
-      <w:r>
-        <w:t xml:space="preserve">Where autosens is active it does reach both bounds, which the INV-009</w:t>
-      </w:r>
-      <w:r>
-        <w:t xml:space="preserve"> </w:t>
-      </w:r>
-      <w:r>
-        <w:t xml:space="preserve">reconstruction never managed: I sits at the ceiling 55.2% of the time and H</w:t>
-      </w:r>
-      <w:r>
-        <w:t xml:space="preserve"> </w:t>
-      </w:r>
-      <w:r>
-        <w:t xml:space="preserve">33.6%, while tim reaches the floor 2.2% of the time.</w:t>
-      </w:r>
-    </w:p>
-    <w:bookmarkEnd w:id="12"/>
-    <w:bookmarkStart w:id="13" w:name="Xdcf81c617f4ca254dfa2010274452ae3b941710"/>
-    <w:p>
-      <w:pPr>
-        <w:pStyle w:val="Heading2"/>
-      </w:pPr>
-      <w:r>
-        <w:t xml:space="preserve">Phase three: the two mechanisms are largely unrelated</w:t>
-      </w:r>
-    </w:p>
-    <w:p>
-      <w:pPr>
-        <w:pStyle w:val="FirstParagraph"/>
-      </w:pPr>
-      <w:r>
-        <w:t xml:space="preserve">Nine of these users run a dose-derived ratio and oref autosens at once, both</w:t>
-      </w:r>
-      <w:r>
-        <w:t xml:space="preserve"> </w:t>
-      </w:r>
-      <w:r>
-        <w:t xml:space="preserve">scaling the same sensitivity from different evidence.</w:t>
+        <w:t xml:space="preserve">Separating them on whether the value ever varies:</w:t>
       </w:r>
     </w:p>
     <w:tbl>
@@ -1356,6 +839,684 @@
               <w:pStyle w:val="Compact"/>
             </w:pPr>
             <w:r>
+              <w:t xml:space="preserve">Distinct values</w:t>
+            </w:r>
+          </w:p>
+        </w:tc>
+        <w:tc>
+          <w:tcPr/>
+          <w:p>
+            <w:pPr>
+              <w:pStyle w:val="Compact"/>
+            </w:pPr>
+            <w:r>
+              <w:t xml:space="preserve">Neutral share</w:t>
+            </w:r>
+          </w:p>
+        </w:tc>
+        <w:tc>
+          <w:tcPr/>
+          <w:p>
+            <w:pPr>
+              <w:pStyle w:val="Compact"/>
+            </w:pPr>
+            <w:r>
+              <w:t xml:space="preserve">At ceiling</w:t>
+            </w:r>
+          </w:p>
+        </w:tc>
+        <w:tc>
+          <w:tcPr/>
+          <w:p>
+            <w:pPr>
+              <w:pStyle w:val="Compact"/>
+            </w:pPr>
+            <w:r>
+              <w:t xml:space="preserve">At floor</w:t>
+            </w:r>
+          </w:p>
+        </w:tc>
+        <w:tc>
+          <w:tcPr/>
+          <w:p>
+            <w:pPr>
+              <w:pStyle w:val="Compact"/>
+            </w:pPr>
+            <w:r>
+              <w:t xml:space="preserve">Status</w:t>
+            </w:r>
+          </w:p>
+        </w:tc>
+      </w:tr>
+      <w:tr>
+        <w:tc>
+          <w:tcPr/>
+          <w:p>
+            <w:pPr>
+              <w:pStyle w:val="Compact"/>
+            </w:pPr>
+            <w:r>
+              <w:t xml:space="preserve">H</w:t>
+            </w:r>
+          </w:p>
+        </w:tc>
+        <w:tc>
+          <w:tcPr/>
+          <w:p>
+            <w:pPr>
+              <w:pStyle w:val="Compact"/>
+            </w:pPr>
+            <w:r>
+              <w:t xml:space="preserve">85</w:t>
+            </w:r>
+          </w:p>
+        </w:tc>
+        <w:tc>
+          <w:tcPr/>
+          <w:p>
+            <w:pPr>
+              <w:pStyle w:val="Compact"/>
+            </w:pPr>
+            <w:r>
+              <w:t xml:space="preserve">21.5%</w:t>
+            </w:r>
+          </w:p>
+        </w:tc>
+        <w:tc>
+          <w:tcPr/>
+          <w:p>
+            <w:pPr>
+              <w:pStyle w:val="Compact"/>
+            </w:pPr>
+            <w:r>
+              <w:t xml:space="preserve">33.6%</w:t>
+            </w:r>
+          </w:p>
+        </w:tc>
+        <w:tc>
+          <w:tcPr/>
+          <w:p>
+            <w:pPr>
+              <w:pStyle w:val="Compact"/>
+            </w:pPr>
+            <w:r>
+              <w:t xml:space="preserve">0%</w:t>
+            </w:r>
+          </w:p>
+        </w:tc>
+        <w:tc>
+          <w:tcPr/>
+          <w:p>
+            <w:pPr>
+              <w:pStyle w:val="Compact"/>
+            </w:pPr>
+            <w:r>
+              <w:t xml:space="preserve">live</w:t>
+            </w:r>
+          </w:p>
+        </w:tc>
+      </w:tr>
+      <w:tr>
+        <w:tc>
+          <w:tcPr/>
+          <w:p>
+            <w:pPr>
+              <w:pStyle w:val="Compact"/>
+            </w:pPr>
+            <w:r>
+              <w:t xml:space="preserve">I</w:t>
+            </w:r>
+          </w:p>
+        </w:tc>
+        <w:tc>
+          <w:tcPr/>
+          <w:p>
+            <w:pPr>
+              <w:pStyle w:val="Compact"/>
+            </w:pPr>
+            <w:r>
+              <w:t xml:space="preserve">51</w:t>
+            </w:r>
+          </w:p>
+        </w:tc>
+        <w:tc>
+          <w:tcPr/>
+          <w:p>
+            <w:pPr>
+              <w:pStyle w:val="Compact"/>
+            </w:pPr>
+            <w:r>
+              <w:t xml:space="preserve">27.3%</w:t>
+            </w:r>
+          </w:p>
+        </w:tc>
+        <w:tc>
+          <w:tcPr/>
+          <w:p>
+            <w:pPr>
+              <w:pStyle w:val="Compact"/>
+            </w:pPr>
+            <w:r>
+              <w:t xml:space="preserve">55.2%</w:t>
+            </w:r>
+          </w:p>
+        </w:tc>
+        <w:tc>
+          <w:tcPr/>
+          <w:p>
+            <w:pPr>
+              <w:pStyle w:val="Compact"/>
+            </w:pPr>
+            <w:r>
+              <w:t xml:space="preserve">1.3%</w:t>
+            </w:r>
+          </w:p>
+        </w:tc>
+        <w:tc>
+          <w:tcPr/>
+          <w:p>
+            <w:pPr>
+              <w:pStyle w:val="Compact"/>
+            </w:pPr>
+            <w:r>
+              <w:t xml:space="preserve">live</w:t>
+            </w:r>
+          </w:p>
+        </w:tc>
+      </w:tr>
+      <w:tr>
+        <w:tc>
+          <w:tcPr/>
+          <w:p>
+            <w:pPr>
+              <w:pStyle w:val="Compact"/>
+            </w:pPr>
+            <w:r>
+              <w:t xml:space="preserve">E</w:t>
+            </w:r>
+          </w:p>
+        </w:tc>
+        <w:tc>
+          <w:tcPr/>
+          <w:p>
+            <w:pPr>
+              <w:pStyle w:val="Compact"/>
+            </w:pPr>
+            <w:r>
+              <w:t xml:space="preserve">47</w:t>
+            </w:r>
+          </w:p>
+        </w:tc>
+        <w:tc>
+          <w:tcPr/>
+          <w:p>
+            <w:pPr>
+              <w:pStyle w:val="Compact"/>
+            </w:pPr>
+            <w:r>
+              <w:t xml:space="preserve">49.8%</w:t>
+            </w:r>
+          </w:p>
+        </w:tc>
+        <w:tc>
+          <w:tcPr/>
+          <w:p>
+            <w:pPr>
+              <w:pStyle w:val="Compact"/>
+            </w:pPr>
+            <w:r>
+              <w:t xml:space="preserve">7.0%</w:t>
+            </w:r>
+          </w:p>
+        </w:tc>
+        <w:tc>
+          <w:tcPr/>
+          <w:p>
+            <w:pPr>
+              <w:pStyle w:val="Compact"/>
+            </w:pPr>
+            <w:r>
+              <w:t xml:space="preserve">0.2%</w:t>
+            </w:r>
+          </w:p>
+        </w:tc>
+        <w:tc>
+          <w:tcPr/>
+          <w:p>
+            <w:pPr>
+              <w:pStyle w:val="Compact"/>
+            </w:pPr>
+            <w:r>
+              <w:t xml:space="preserve">live</w:t>
+            </w:r>
+          </w:p>
+        </w:tc>
+      </w:tr>
+      <w:tr>
+        <w:tc>
+          <w:tcPr/>
+          <w:p>
+            <w:pPr>
+              <w:pStyle w:val="Compact"/>
+            </w:pPr>
+            <w:r>
+              <w:t xml:space="preserve">C</w:t>
+            </w:r>
+          </w:p>
+        </w:tc>
+        <w:tc>
+          <w:tcPr/>
+          <w:p>
+            <w:pPr>
+              <w:pStyle w:val="Compact"/>
+            </w:pPr>
+            <w:r>
+              <w:t xml:space="preserve">44</w:t>
+            </w:r>
+          </w:p>
+        </w:tc>
+        <w:tc>
+          <w:tcPr/>
+          <w:p>
+            <w:pPr>
+              <w:pStyle w:val="Compact"/>
+            </w:pPr>
+            <w:r>
+              <w:t xml:space="preserve">27.1%</w:t>
+            </w:r>
+          </w:p>
+        </w:tc>
+        <w:tc>
+          <w:tcPr/>
+          <w:p>
+            <w:pPr>
+              <w:pStyle w:val="Compact"/>
+            </w:pPr>
+            <w:r>
+              <w:t xml:space="preserve">0%</w:t>
+            </w:r>
+          </w:p>
+        </w:tc>
+        <w:tc>
+          <w:tcPr/>
+          <w:p>
+            <w:pPr>
+              <w:pStyle w:val="Compact"/>
+            </w:pPr>
+            <w:r>
+              <w:t xml:space="preserve">0%</w:t>
+            </w:r>
+          </w:p>
+        </w:tc>
+        <w:tc>
+          <w:tcPr/>
+          <w:p>
+            <w:pPr>
+              <w:pStyle w:val="Compact"/>
+            </w:pPr>
+            <w:r>
+              <w:t xml:space="preserve">live</w:t>
+            </w:r>
+          </w:p>
+        </w:tc>
+      </w:tr>
+      <w:tr>
+        <w:tc>
+          <w:tcPr/>
+          <w:p>
+            <w:pPr>
+              <w:pStyle w:val="Compact"/>
+            </w:pPr>
+            <w:r>
+              <w:t xml:space="preserve">tim</w:t>
+            </w:r>
+          </w:p>
+        </w:tc>
+        <w:tc>
+          <w:tcPr/>
+          <w:p>
+            <w:pPr>
+              <w:pStyle w:val="Compact"/>
+            </w:pPr>
+            <w:r>
+              <w:t xml:space="preserve">31</w:t>
+            </w:r>
+          </w:p>
+        </w:tc>
+        <w:tc>
+          <w:tcPr/>
+          <w:p>
+            <w:pPr>
+              <w:pStyle w:val="Compact"/>
+            </w:pPr>
+            <w:r>
+              <w:t xml:space="preserve">84.7%</w:t>
+            </w:r>
+          </w:p>
+        </w:tc>
+        <w:tc>
+          <w:tcPr/>
+          <w:p>
+            <w:pPr>
+              <w:pStyle w:val="Compact"/>
+            </w:pPr>
+            <w:r>
+              <w:t xml:space="preserve">0%</w:t>
+            </w:r>
+          </w:p>
+        </w:tc>
+        <w:tc>
+          <w:tcPr/>
+          <w:p>
+            <w:pPr>
+              <w:pStyle w:val="Compact"/>
+            </w:pPr>
+            <w:r>
+              <w:t xml:space="preserve">2.2%</w:t>
+            </w:r>
+          </w:p>
+        </w:tc>
+        <w:tc>
+          <w:tcPr/>
+          <w:p>
+            <w:pPr>
+              <w:pStyle w:val="Compact"/>
+            </w:pPr>
+            <w:r>
+              <w:t xml:space="preserve">live</w:t>
+            </w:r>
+          </w:p>
+        </w:tc>
+      </w:tr>
+      <w:tr>
+        <w:tc>
+          <w:tcPr/>
+          <w:p>
+            <w:pPr>
+              <w:pStyle w:val="Compact"/>
+            </w:pPr>
+            <w:r>
+              <w:t xml:space="preserve">F</w:t>
+            </w:r>
+          </w:p>
+        </w:tc>
+        <w:tc>
+          <w:tcPr/>
+          <w:p>
+            <w:pPr>
+              <w:pStyle w:val="Compact"/>
+            </w:pPr>
+            <w:r>
+              <w:t xml:space="preserve">18</w:t>
+            </w:r>
+          </w:p>
+        </w:tc>
+        <w:tc>
+          <w:tcPr/>
+          <w:p>
+            <w:pPr>
+              <w:pStyle w:val="Compact"/>
+            </w:pPr>
+            <w:r>
+              <w:t xml:space="preserve">96.1%</w:t>
+            </w:r>
+          </w:p>
+        </w:tc>
+        <w:tc>
+          <w:tcPr/>
+          <w:p>
+            <w:pPr>
+              <w:pStyle w:val="Compact"/>
+            </w:pPr>
+            <w:r>
+              <w:t xml:space="preserve">0%</w:t>
+            </w:r>
+          </w:p>
+        </w:tc>
+        <w:tc>
+          <w:tcPr/>
+          <w:p>
+            <w:pPr>
+              <w:pStyle w:val="Compact"/>
+            </w:pPr>
+            <w:r>
+              <w:t xml:space="preserve">0.2%</w:t>
+            </w:r>
+          </w:p>
+        </w:tc>
+        <w:tc>
+          <w:tcPr/>
+          <w:p>
+            <w:pPr>
+              <w:pStyle w:val="Compact"/>
+            </w:pPr>
+            <w:r>
+              <w:t xml:space="preserve">live</w:t>
+            </w:r>
+          </w:p>
+        </w:tc>
+      </w:tr>
+      <w:tr>
+        <w:tc>
+          <w:tcPr/>
+          <w:p>
+            <w:pPr>
+              <w:pStyle w:val="Compact"/>
+            </w:pPr>
+            <w:r>
+              <w:t xml:space="preserve">A, B, D, K</w:t>
+            </w:r>
+          </w:p>
+        </w:tc>
+        <w:tc>
+          <w:tcPr/>
+          <w:p>
+            <w:pPr>
+              <w:pStyle w:val="Compact"/>
+            </w:pPr>
+            <w:r>
+              <w:t xml:space="preserve">1</w:t>
+            </w:r>
+          </w:p>
+        </w:tc>
+        <w:tc>
+          <w:tcPr/>
+          <w:p>
+            <w:pPr>
+              <w:pStyle w:val="Compact"/>
+            </w:pPr>
+            <w:r>
+              <w:t xml:space="preserve">100%</w:t>
+            </w:r>
+          </w:p>
+        </w:tc>
+        <w:tc>
+          <w:tcPr/>
+          <w:p>
+            <w:pPr>
+              <w:pStyle w:val="Compact"/>
+            </w:pPr>
+            <w:r>
+              <w:t xml:space="preserve">0%</w:t>
+            </w:r>
+          </w:p>
+        </w:tc>
+        <w:tc>
+          <w:tcPr/>
+          <w:p>
+            <w:pPr>
+              <w:pStyle w:val="Compact"/>
+            </w:pPr>
+            <w:r>
+              <w:t xml:space="preserve">0%</w:t>
+            </w:r>
+          </w:p>
+        </w:tc>
+        <w:tc>
+          <w:tcPr/>
+          <w:p>
+            <w:pPr>
+              <w:pStyle w:val="Compact"/>
+            </w:pPr>
+            <w:r>
+              <w:t xml:space="preserve">off</w:t>
+            </w:r>
+          </w:p>
+        </w:tc>
+      </w:tr>
+    </w:tbl>
+    <w:p>
+      <w:pPr>
+        <w:pStyle w:val="BodyText"/>
+      </w:pPr>
+      <w:r>
+        <w:t xml:space="preserve">Among the six live users the neutral share has a median of</w:t>
+      </w:r>
+      <w:r>
+        <w:t xml:space="preserve"> </w:t>
+      </w:r>
+      <w:r>
+        <w:rPr>
+          <w:b/>
+          <w:bCs/>
+        </w:rPr>
+        <w:t xml:space="preserve">39%</w:t>
+      </w:r>
+      <w:r>
+        <w:t xml:space="preserve">, so autosens</w:t>
+      </w:r>
+      <w:r>
+        <w:t xml:space="preserve"> </w:t>
+      </w:r>
+      <w:r>
+        <w:t xml:space="preserve">is adjusting something for roughly three fifths of decisions. That is a very</w:t>
+      </w:r>
+      <w:r>
+        <w:t xml:space="preserve"> </w:t>
+      </w:r>
+      <w:r>
+        <w:t xml:space="preserve">different picture from the one the pooled figure gave, and it is the one to</w:t>
+      </w:r>
+      <w:r>
+        <w:t xml:space="preserve"> </w:t>
+      </w:r>
+      <w:r>
+        <w:t xml:space="preserve">carry forward.</w:t>
+      </w:r>
+    </w:p>
+    <w:p>
+      <w:pPr>
+        <w:pStyle w:val="BodyText"/>
+      </w:pPr>
+      <w:r>
+        <w:t xml:space="preserve">Two of the six are still mostly neutral. tim at 84.7% and F at 96.1% look more</w:t>
+      </w:r>
+      <w:r>
+        <w:t xml:space="preserve"> </w:t>
+      </w:r>
+      <w:r>
+        <w:t xml:space="preserve">like the disabled group than like their live peers, and the plugin fades its</w:t>
+      </w:r>
+      <w:r>
+        <w:t xml:space="preserve"> </w:t>
+      </w:r>
+      <w:r>
+        <w:t xml:space="preserve">ratio toward 1 when it has under an hour of valid deviations, so a record with</w:t>
+      </w:r>
+      <w:r>
+        <w:t xml:space="preserve"> </w:t>
+      </w:r>
+      <w:r>
+        <w:t xml:space="preserve">frequent carbohydrate entries can sit near neutral while running normally. Those</w:t>
+      </w:r>
+      <w:r>
+        <w:t xml:space="preserve"> </w:t>
+      </w:r>
+      <w:r>
+        <w:t xml:space="preserve">two should not be read as evidence either way.</w:t>
+      </w:r>
+    </w:p>
+    <w:p>
+      <w:pPr>
+        <w:pStyle w:val="BodyText"/>
+      </w:pPr>
+      <w:r>
+        <w:t xml:space="preserve">Where autosens is active it reaches both bounds, which the INV-009 reconstruction</w:t>
+      </w:r>
+      <w:r>
+        <w:t xml:space="preserve"> </w:t>
+      </w:r>
+      <w:r>
+        <w:t xml:space="preserve">never managed: I sits at the ceiling 55.2% of the time and H 33.6%, while tim</w:t>
+      </w:r>
+      <w:r>
+        <w:t xml:space="preserve"> </w:t>
+      </w:r>
+      <w:r>
+        <w:t xml:space="preserve">reaches the floor 2.2% of the time.</w:t>
+      </w:r>
+    </w:p>
+    <w:bookmarkEnd w:id="12"/>
+    <w:bookmarkStart w:id="13" w:name="Xdcf81c617f4ca254dfa2010274452ae3b941710"/>
+    <w:p>
+      <w:pPr>
+        <w:pStyle w:val="Heading2"/>
+      </w:pPr>
+      <w:r>
+        <w:t xml:space="preserve">Phase three: the two mechanisms are largely unrelated</w:t>
+      </w:r>
+    </w:p>
+    <w:p>
+      <w:pPr>
+        <w:pStyle w:val="FirstParagraph"/>
+      </w:pPr>
+      <w:r>
+        <w:t xml:space="preserve">Nine of these users run a dose-derived ratio and oref autosens at once, both</w:t>
+      </w:r>
+      <w:r>
+        <w:t xml:space="preserve"> </w:t>
+      </w:r>
+      <w:r>
+        <w:t xml:space="preserve">scaling the same sensitivity from different evidence.</w:t>
+      </w:r>
+    </w:p>
+    <w:tbl>
+      <w:tblPr>
+        <w:tblStyle w:val="Table"/>
+        <w:tblW w:type="pct" w:w="5000"/>
+        <w:tblLayout w:type="fixed"/>
+        <w:tblLook w:firstRow="1" w:lastRow="0" w:firstColumn="0" w:lastColumn="0" w:noHBand="0" w:noVBand="0" w:val="0020"/>
+      </w:tblPr>
+      <w:tblGrid>
+        <w:gridCol w:w="1320"/>
+        <w:gridCol w:w="1320"/>
+        <w:gridCol w:w="1320"/>
+        <w:gridCol w:w="1320"/>
+        <w:gridCol w:w="1320"/>
+        <w:gridCol w:w="1320"/>
+      </w:tblGrid>
+      <w:tr>
+        <w:trPr>
+          <w:tblHeader w:val="on"/>
+        </w:trPr>
+        <w:tc>
+          <w:tcPr/>
+          <w:p>
+            <w:pPr>
+              <w:pStyle w:val="Compact"/>
+            </w:pPr>
+            <w:r>
+              <w:t xml:space="preserve">User</w:t>
+            </w:r>
+          </w:p>
+        </w:tc>
+        <w:tc>
+          <w:tcPr/>
+          <w:p>
+            <w:pPr>
+              <w:pStyle w:val="Compact"/>
+            </w:pPr>
+            <w:r>
               <w:t xml:space="preserve">Applied ratio</w:t>
             </w:r>
           </w:p>
@@ -1901,43 +2062,45 @@
         <w:pStyle w:val="BodyText"/>
       </w:pPr>
       <w:r>
-        <w:t xml:space="preserve">The phase two question is the more interesting one and is unresolved for a</w:t>
-      </w:r>
-      <w:r>
-        <w:t xml:space="preserve"> </w:t>
-      </w:r>
-      <w:r>
-        <w:t xml:space="preserve">mundane reason. If autosens really is neutral 90% of the time in normal use, the</w:t>
-      </w:r>
-      <w:r>
-        <w:t xml:space="preserve"> </w:t>
-      </w:r>
-      <w:r>
-        <w:t xml:space="preserve">mechanism is doing much less than its reputation suggests, and the INV-009</w:t>
-      </w:r>
-      <w:r>
-        <w:t xml:space="preserve"> </w:t>
-      </w:r>
-      <w:r>
-        <w:t xml:space="preserve">finding that per-person base error is large and mostly uncorrected would matter</w:t>
-      </w:r>
-      <w:r>
-        <w:t xml:space="preserve"> </w:t>
-      </w:r>
-      <w:r>
-        <w:t xml:space="preserve">more, not less. If instead it is a configuration artefact, the number means</w:t>
-      </w:r>
-      <w:r>
-        <w:t xml:space="preserve"> </w:t>
-      </w:r>
-      <w:r>
-        <w:t xml:space="preserve">nothing. One user on profile sensitivity with autosens applied would separate</w:t>
-      </w:r>
-      <w:r>
-        <w:t xml:space="preserve"> </w:t>
-      </w:r>
-      <w:r>
-        <w:t xml:space="preserve">them.</w:t>
+        <w:t xml:space="preserve">The phase two question resolved once the switched-off users were separated out.</w:t>
+      </w:r>
+      <w:r>
+        <w:t xml:space="preserve"> </w:t>
+      </w:r>
+      <w:r>
+        <w:t xml:space="preserve">Among users whose computation is live, autosens is adjusting for about three</w:t>
+      </w:r>
+      <w:r>
+        <w:t xml:space="preserve"> </w:t>
+      </w:r>
+      <w:r>
+        <w:t xml:space="preserve">fifths of decisions, which is a working mechanism rather than a dormant one.</w:t>
+      </w:r>
+    </w:p>
+    <w:p>
+      <w:pPr>
+        <w:pStyle w:val="BodyText"/>
+      </w:pPr>
+      <w:r>
+        <w:t xml:space="preserve">What remains open is whether that generalises. Every user here runs Boost in its</w:t>
+      </w:r>
+      <w:r>
+        <w:t xml:space="preserve"> </w:t>
+      </w:r>
+      <w:r>
+        <w:t xml:space="preserve">dose-derived mode, so even the live oref ratio is a shadow rather than the number</w:t>
+      </w:r>
+      <w:r>
+        <w:t xml:space="preserve"> </w:t>
+      </w:r>
+      <w:r>
+        <w:t xml:space="preserve">doing the dosing. Whether autosens behaves the same way when it is the applied</w:t>
+      </w:r>
+      <w:r>
+        <w:t xml:space="preserve"> </w:t>
+      </w:r>
+      <w:r>
+        <w:t xml:space="preserve">mechanism, on profile sensitivity, is not something this cohort can show.</w:t>
       </w:r>
     </w:p>
     <w:bookmarkEnd w:id="14"/>

--- a/docs/OREF-INV-010-Findings-2026-08-26.docx
+++ b/docs/OREF-INV-010-Findings-2026-08-26.docx
@@ -1457,13 +1457,570 @@
       </w:r>
     </w:p>
     <w:bookmarkEnd w:id="12"/>
-    <w:bookmarkStart w:id="13" w:name="Xdcf81c617f4ca254dfa2010274452ae3b941710"/>
+    <w:bookmarkStart w:id="13" w:name="X7439c42c12a3ba29a056b0a1e9afe006188d962"/>
     <w:p>
       <w:pPr>
         <w:pStyle w:val="Heading2"/>
       </w:pPr>
       <w:r>
-        <w:t xml:space="preserve">Phase three: the two mechanisms are largely unrelated</w:t>
+        <w:t xml:space="preserve">Phase three A: what autosens is measuring under dynamic ISF</w:t>
+      </w:r>
+    </w:p>
+    <w:p>
+      <w:pPr>
+        <w:pStyle w:val="FirstParagraph"/>
+      </w:pPr>
+      <w:r>
+        <w:t xml:space="preserve">Under Boost with dynamic ISF, autosens computes its deviations against the</w:t>
+      </w:r>
+      <w:r>
+        <w:t xml:space="preserve"> </w:t>
+      </w:r>
+      <w:r>
+        <w:t xml:space="preserve">profile sensitivity while the loop doses on the dynamic value. The two are</w:t>
+      </w:r>
+      <w:r>
+        <w:t xml:space="preserve"> </w:t>
+      </w:r>
+      <w:r>
+        <w:t xml:space="preserve">different numbers, often by a lot, so the reference autosens judges against is</w:t>
+      </w:r>
+      <w:r>
+        <w:t xml:space="preserve"> </w:t>
+      </w:r>
+      <w:r>
+        <w:t xml:space="preserve">not the one in use.</w:t>
+      </w:r>
+    </w:p>
+    <w:p>
+      <w:pPr>
+        <w:pStyle w:val="BodyText"/>
+      </w:pPr>
+      <w:r>
+        <w:t xml:space="preserve">That has a consequence which can be checked. If a person’s true sensitivity is</w:t>
+      </w:r>
+      <w:r>
+        <w:t xml:space="preserve"> </w:t>
+      </w:r>
+      <w:r>
+        <w:t xml:space="preserve">nearer the dynamic value, autosens predicts the glucose fall from the profile</w:t>
+      </w:r>
+      <w:r>
+        <w:t xml:space="preserve"> </w:t>
+      </w:r>
+      <w:r>
+        <w:t xml:space="preserve">value and is wrong by the gap between them. A profile sitting above the dynamic</w:t>
+      </w:r>
+      <w:r>
+        <w:t xml:space="preserve"> </w:t>
+      </w:r>
+      <w:r>
+        <w:t xml:space="preserve">value makes it over-predict the fall, deviations go positive, and the ratio</w:t>
+      </w:r>
+      <w:r>
+        <w:t xml:space="preserve"> </w:t>
+      </w:r>
+      <w:r>
+        <w:t xml:space="preserve">rises. So the ratio should track that gap upwards.</w:t>
+      </w:r>
+    </w:p>
+    <w:tbl>
+      <w:tblPr>
+        <w:tblStyle w:val="Table"/>
+        <w:tblW w:type="pct" w:w="5000"/>
+        <w:tblLayout w:type="fixed"/>
+        <w:tblLook w:firstRow="1" w:lastRow="0" w:firstColumn="0" w:lastColumn="0" w:noHBand="0" w:noVBand="0" w:val="0020"/>
+      </w:tblPr>
+      <w:tblGrid>
+        <w:gridCol w:w="1584"/>
+        <w:gridCol w:w="1584"/>
+        <w:gridCol w:w="1584"/>
+        <w:gridCol w:w="1584"/>
+        <w:gridCol w:w="1584"/>
+      </w:tblGrid>
+      <w:tr>
+        <w:trPr>
+          <w:tblHeader w:val="on"/>
+        </w:trPr>
+        <w:tc>
+          <w:tcPr/>
+          <w:p>
+            <w:pPr>
+              <w:pStyle w:val="Compact"/>
+            </w:pPr>
+            <w:r>
+              <w:t xml:space="preserve">User</w:t>
+            </w:r>
+          </w:p>
+        </w:tc>
+        <w:tc>
+          <w:tcPr/>
+          <w:p>
+            <w:pPr>
+              <w:pStyle w:val="Compact"/>
+            </w:pPr>
+            <w:r>
+              <w:t xml:space="preserve">Median profile ISF</w:t>
+            </w:r>
+          </w:p>
+        </w:tc>
+        <w:tc>
+          <w:tcPr/>
+          <w:p>
+            <w:pPr>
+              <w:pStyle w:val="Compact"/>
+            </w:pPr>
+            <w:r>
+              <w:t xml:space="preserve">Median dynamic ISF</w:t>
+            </w:r>
+          </w:p>
+        </w:tc>
+        <w:tc>
+          <w:tcPr/>
+          <w:p>
+            <w:pPr>
+              <w:pStyle w:val="Compact"/>
+            </w:pPr>
+            <w:r>
+              <w:t xml:space="preserve">Profile / dynamic</w:t>
+            </w:r>
+          </w:p>
+        </w:tc>
+        <w:tc>
+          <w:tcPr/>
+          <w:p>
+            <w:pPr>
+              <w:pStyle w:val="Compact"/>
+            </w:pPr>
+            <w:r>
+              <w:t xml:space="preserve">Correlation with autosens</w:t>
+            </w:r>
+          </w:p>
+        </w:tc>
+      </w:tr>
+      <w:tr>
+        <w:tc>
+          <w:tcPr/>
+          <w:p>
+            <w:pPr>
+              <w:pStyle w:val="Compact"/>
+            </w:pPr>
+            <w:r>
+              <w:t xml:space="preserve">C</w:t>
+            </w:r>
+          </w:p>
+        </w:tc>
+        <w:tc>
+          <w:tcPr/>
+          <w:p>
+            <w:pPr>
+              <w:pStyle w:val="Compact"/>
+            </w:pPr>
+            <w:r>
+              <w:t xml:space="preserve">30.6</w:t>
+            </w:r>
+          </w:p>
+        </w:tc>
+        <w:tc>
+          <w:tcPr/>
+          <w:p>
+            <w:pPr>
+              <w:pStyle w:val="Compact"/>
+            </w:pPr>
+            <w:r>
+              <w:t xml:space="preserve">54.9</w:t>
+            </w:r>
+          </w:p>
+        </w:tc>
+        <w:tc>
+          <w:tcPr/>
+          <w:p>
+            <w:pPr>
+              <w:pStyle w:val="Compact"/>
+            </w:pPr>
+            <w:r>
+              <w:t xml:space="preserve">0.56</w:t>
+            </w:r>
+          </w:p>
+        </w:tc>
+        <w:tc>
+          <w:tcPr/>
+          <w:p>
+            <w:pPr>
+              <w:pStyle w:val="Compact"/>
+            </w:pPr>
+            <w:r>
+              <w:t xml:space="preserve">+0.628</w:t>
+            </w:r>
+          </w:p>
+        </w:tc>
+      </w:tr>
+      <w:tr>
+        <w:tc>
+          <w:tcPr/>
+          <w:p>
+            <w:pPr>
+              <w:pStyle w:val="Compact"/>
+            </w:pPr>
+            <w:r>
+              <w:t xml:space="preserve">tim</w:t>
+            </w:r>
+          </w:p>
+        </w:tc>
+        <w:tc>
+          <w:tcPr/>
+          <w:p>
+            <w:pPr>
+              <w:pStyle w:val="Compact"/>
+            </w:pPr>
+            <w:r>
+              <w:t xml:space="preserve">122.4</w:t>
+            </w:r>
+          </w:p>
+        </w:tc>
+        <w:tc>
+          <w:tcPr/>
+          <w:p>
+            <w:pPr>
+              <w:pStyle w:val="Compact"/>
+            </w:pPr>
+            <w:r>
+              <w:t xml:space="preserve">116.4</w:t>
+            </w:r>
+          </w:p>
+        </w:tc>
+        <w:tc>
+          <w:tcPr/>
+          <w:p>
+            <w:pPr>
+              <w:pStyle w:val="Compact"/>
+            </w:pPr>
+            <w:r>
+              <w:t xml:space="preserve">0.73</w:t>
+            </w:r>
+          </w:p>
+        </w:tc>
+        <w:tc>
+          <w:tcPr/>
+          <w:p>
+            <w:pPr>
+              <w:pStyle w:val="Compact"/>
+            </w:pPr>
+            <w:r>
+              <w:t xml:space="preserve">+0.391</w:t>
+            </w:r>
+          </w:p>
+        </w:tc>
+      </w:tr>
+      <w:tr>
+        <w:tc>
+          <w:tcPr/>
+          <w:p>
+            <w:pPr>
+              <w:pStyle w:val="Compact"/>
+            </w:pPr>
+            <w:r>
+              <w:t xml:space="preserve">H</w:t>
+            </w:r>
+          </w:p>
+        </w:tc>
+        <w:tc>
+          <w:tcPr/>
+          <w:p>
+            <w:pPr>
+              <w:pStyle w:val="Compact"/>
+            </w:pPr>
+            <w:r>
+              <w:t xml:space="preserve">36.6</w:t>
+            </w:r>
+          </w:p>
+        </w:tc>
+        <w:tc>
+          <w:tcPr/>
+          <w:p>
+            <w:pPr>
+              <w:pStyle w:val="Compact"/>
+            </w:pPr>
+            <w:r>
+              <w:t xml:space="preserve">46.6</w:t>
+            </w:r>
+          </w:p>
+        </w:tc>
+        <w:tc>
+          <w:tcPr/>
+          <w:p>
+            <w:pPr>
+              <w:pStyle w:val="Compact"/>
+            </w:pPr>
+            <w:r>
+              <w:t xml:space="preserve">0.77</w:t>
+            </w:r>
+          </w:p>
+        </w:tc>
+        <w:tc>
+          <w:tcPr/>
+          <w:p>
+            <w:pPr>
+              <w:pStyle w:val="Compact"/>
+            </w:pPr>
+            <w:r>
+              <w:t xml:space="preserve">+0.212</w:t>
+            </w:r>
+          </w:p>
+        </w:tc>
+      </w:tr>
+      <w:tr>
+        <w:tc>
+          <w:tcPr/>
+          <w:p>
+            <w:pPr>
+              <w:pStyle w:val="Compact"/>
+            </w:pPr>
+            <w:r>
+              <w:t xml:space="preserve">I</w:t>
+            </w:r>
+          </w:p>
+        </w:tc>
+        <w:tc>
+          <w:tcPr/>
+          <w:p>
+            <w:pPr>
+              <w:pStyle w:val="Compact"/>
+            </w:pPr>
+            <w:r>
+              <w:t xml:space="preserve">85.0</w:t>
+            </w:r>
+          </w:p>
+        </w:tc>
+        <w:tc>
+          <w:tcPr/>
+          <w:p>
+            <w:pPr>
+              <w:pStyle w:val="Compact"/>
+            </w:pPr>
+            <w:r>
+              <w:t xml:space="preserve">73.6</w:t>
+            </w:r>
+          </w:p>
+        </w:tc>
+        <w:tc>
+          <w:tcPr/>
+          <w:p>
+            <w:pPr>
+              <w:pStyle w:val="Compact"/>
+            </w:pPr>
+            <w:r>
+              <w:t xml:space="preserve">1.15</w:t>
+            </w:r>
+          </w:p>
+        </w:tc>
+        <w:tc>
+          <w:tcPr/>
+          <w:p>
+            <w:pPr>
+              <w:pStyle w:val="Compact"/>
+            </w:pPr>
+            <w:r>
+              <w:t xml:space="preserve">+0.001</w:t>
+            </w:r>
+          </w:p>
+        </w:tc>
+      </w:tr>
+      <w:tr>
+        <w:tc>
+          <w:tcPr/>
+          <w:p>
+            <w:pPr>
+              <w:pStyle w:val="Compact"/>
+            </w:pPr>
+            <w:r>
+              <w:t xml:space="preserve">E</w:t>
+            </w:r>
+          </w:p>
+        </w:tc>
+        <w:tc>
+          <w:tcPr/>
+          <w:p>
+            <w:pPr>
+              <w:pStyle w:val="Compact"/>
+            </w:pPr>
+            <w:r>
+              <w:t xml:space="preserve">70.0</w:t>
+            </w:r>
+          </w:p>
+        </w:tc>
+        <w:tc>
+          <w:tcPr/>
+          <w:p>
+            <w:pPr>
+              <w:pStyle w:val="Compact"/>
+            </w:pPr>
+            <w:r>
+              <w:t xml:space="preserve">49.5</w:t>
+            </w:r>
+          </w:p>
+        </w:tc>
+        <w:tc>
+          <w:tcPr/>
+          <w:p>
+            <w:pPr>
+              <w:pStyle w:val="Compact"/>
+            </w:pPr>
+            <w:r>
+              <w:t xml:space="preserve">1.41</w:t>
+            </w:r>
+          </w:p>
+        </w:tc>
+        <w:tc>
+          <w:tcPr/>
+          <w:p>
+            <w:pPr>
+              <w:pStyle w:val="Compact"/>
+            </w:pPr>
+            <w:r>
+              <w:t xml:space="preserve">+0.330</w:t>
+            </w:r>
+          </w:p>
+        </w:tc>
+      </w:tr>
+      <w:tr>
+        <w:tc>
+          <w:tcPr/>
+          <w:p>
+            <w:pPr>
+              <w:pStyle w:val="Compact"/>
+            </w:pPr>
+            <w:r>
+              <w:t xml:space="preserve">F</w:t>
+            </w:r>
+          </w:p>
+        </w:tc>
+        <w:tc>
+          <w:tcPr/>
+          <w:p>
+            <w:pPr>
+              <w:pStyle w:val="Compact"/>
+            </w:pPr>
+            <w:r>
+              <w:t xml:space="preserve">97.2</w:t>
+            </w:r>
+          </w:p>
+        </w:tc>
+        <w:tc>
+          <w:tcPr/>
+          <w:p>
+            <w:pPr>
+              <w:pStyle w:val="Compact"/>
+            </w:pPr>
+            <w:r>
+              <w:t xml:space="preserve">54.0</w:t>
+            </w:r>
+          </w:p>
+        </w:tc>
+        <w:tc>
+          <w:tcPr/>
+          <w:p>
+            <w:pPr>
+              <w:pStyle w:val="Compact"/>
+            </w:pPr>
+            <w:r>
+              <w:t xml:space="preserve">1.80</w:t>
+            </w:r>
+          </w:p>
+        </w:tc>
+        <w:tc>
+          <w:tcPr/>
+          <w:p>
+            <w:pPr>
+              <w:pStyle w:val="Compact"/>
+            </w:pPr>
+            <w:r>
+              <w:t xml:space="preserve">+0.232</w:t>
+            </w:r>
+          </w:p>
+        </w:tc>
+      </w:tr>
+    </w:tbl>
+    <w:p>
+      <w:pPr>
+        <w:pStyle w:val="BodyText"/>
+      </w:pPr>
+      <w:r>
+        <w:t xml:space="preserve">The correlation is positive for all six, with a median of +0.281. The gap itself</w:t>
+      </w:r>
+      <w:r>
+        <w:t xml:space="preserve"> </w:t>
+      </w:r>
+      <w:r>
+        <w:t xml:space="preserve">is large: for one user the profile sits at 56% of the dynamic value and for</w:t>
+      </w:r>
+      <w:r>
+        <w:t xml:space="preserve"> </w:t>
+      </w:r>
+      <w:r>
+        <w:t xml:space="preserve">another at 180% of it.</w:t>
+      </w:r>
+    </w:p>
+    <w:p>
+      <w:pPr>
+        <w:pStyle w:val="BodyText"/>
+      </w:pPr>
+      <w:r>
+        <w:t xml:space="preserve">So a meaningful share of what autosens reports under dynamic ISF is the distance</w:t>
+      </w:r>
+      <w:r>
+        <w:t xml:space="preserve"> </w:t>
+      </w:r>
+      <w:r>
+        <w:t xml:space="preserve">between two settings rather than anything about the person. It is not the whole</w:t>
+      </w:r>
+      <w:r>
+        <w:t xml:space="preserve"> </w:t>
+      </w:r>
+      <w:r>
+        <w:t xml:space="preserve">of it, since correlations of 0.28 leave most of the variance elsewhere, but it is</w:t>
+      </w:r>
+      <w:r>
+        <w:t xml:space="preserve"> </w:t>
+      </w:r>
+      <w:r>
+        <w:t xml:space="preserve">enough that the signal should not be read as a sensitivity measurement in this</w:t>
+      </w:r>
+      <w:r>
+        <w:t xml:space="preserve"> </w:t>
+      </w:r>
+      <w:r>
+        <w:t xml:space="preserve">configuration.</w:t>
+      </w:r>
+    </w:p>
+    <w:p>
+      <w:pPr>
+        <w:pStyle w:val="BodyText"/>
+      </w:pPr>
+      <w:r>
+        <w:t xml:space="preserve">This is evidence for the guidance rather than against it. Boost recommends</w:t>
+      </w:r>
+      <w:r>
+        <w:t xml:space="preserve"> </w:t>
+      </w:r>
+      <w:r>
+        <w:t xml:space="preserve">switching autosens off when using it, and this is a mechanism by which leaving it</w:t>
+      </w:r>
+      <w:r>
+        <w:t xml:space="preserve"> </w:t>
+      </w:r>
+      <w:r>
+        <w:t xml:space="preserve">on would mislead.</w:t>
+      </w:r>
+    </w:p>
+    <w:bookmarkEnd w:id="13"/>
+    <w:bookmarkStart w:id="14" w:name="X2538291c4c8b133d379ed85076edc3e932a2d39"/>
+    <w:p>
+      <w:pPr>
+        <w:pStyle w:val="Heading2"/>
+      </w:pPr>
+      <w:r>
+        <w:t xml:space="preserve">Phase three B: the two applied mechanisms are largely unrelated</w:t>
       </w:r>
     </w:p>
     <w:p>
@@ -2027,8 +2584,8 @@
         <w:t xml:space="preserve">is trusted as a sensitivity signal.</w:t>
       </w:r>
     </w:p>
-    <w:bookmarkEnd w:id="13"/>
-    <w:bookmarkStart w:id="14" w:name="what-follows"/>
+    <w:bookmarkEnd w:id="14"/>
+    <w:bookmarkStart w:id="15" w:name="what-follows"/>
     <w:p>
       <w:pPr>
         <w:pStyle w:val="Heading2"/>
@@ -2042,19 +2599,31 @@
         <w:pStyle w:val="FirstParagraph"/>
       </w:pPr>
       <w:r>
-        <w:t xml:space="preserve">The INV-009 detector work needs redoing against a device before any of it is</w:t>
-      </w:r>
-      <w:r>
-        <w:t xml:space="preserve"> </w:t>
-      </w:r>
-      <w:r>
-        <w:t xml:space="preserve">quoted. That means a cohort running oref autosens as the applied mechanism, which</w:t>
-      </w:r>
-      <w:r>
-        <w:t xml:space="preserve"> </w:t>
-      </w:r>
-      <w:r>
-        <w:t xml:space="preserve">this one is not.</w:t>
+        <w:t xml:space="preserve">Phase three A also narrows what any future validation can use. A cohort running</w:t>
+      </w:r>
+      <w:r>
+        <w:t xml:space="preserve"> </w:t>
+      </w:r>
+      <w:r>
+        <w:t xml:space="preserve">dynamic ISF cannot validate an autosens reconstruction, because the device’s own</w:t>
+      </w:r>
+      <w:r>
+        <w:t xml:space="preserve"> </w:t>
+      </w:r>
+      <w:r>
+        <w:t xml:space="preserve">autosens is partly reporting a settings gap rather than a sensitivity. The</w:t>
+      </w:r>
+      <w:r>
+        <w:t xml:space="preserve"> </w:t>
+      </w:r>
+      <w:r>
+        <w:t xml:space="preserve">INV-009 port failed against these users, and this gives a reason why that has</w:t>
+      </w:r>
+      <w:r>
+        <w:t xml:space="preserve"> </w:t>
+      </w:r>
+      <w:r>
+        <w:t xml:space="preserve">nothing to do with the port.</w:t>
       </w:r>
     </w:p>
     <w:p>
@@ -2062,19 +2631,19 @@
         <w:pStyle w:val="BodyText"/>
       </w:pPr>
       <w:r>
-        <w:t xml:space="preserve">The phase two question resolved once the switched-off users were separated out.</w:t>
-      </w:r>
-      <w:r>
-        <w:t xml:space="preserve"> </w:t>
-      </w:r>
-      <w:r>
-        <w:t xml:space="preserve">Among users whose computation is live, autosens is adjusting for about three</w:t>
-      </w:r>
-      <w:r>
-        <w:t xml:space="preserve"> </w:t>
-      </w:r>
-      <w:r>
-        <w:t xml:space="preserve">fifths of decisions, which is a working mechanism rather than a dormant one.</w:t>
+        <w:t xml:space="preserve">The INV-009 detector work needs redoing against a device before any of it is</w:t>
+      </w:r>
+      <w:r>
+        <w:t xml:space="preserve"> </w:t>
+      </w:r>
+      <w:r>
+        <w:t xml:space="preserve">quoted. That means a cohort running oref autosens as the applied mechanism, which</w:t>
+      </w:r>
+      <w:r>
+        <w:t xml:space="preserve"> </w:t>
+      </w:r>
+      <w:r>
+        <w:t xml:space="preserve">this one is not.</w:t>
       </w:r>
     </w:p>
     <w:p>
@@ -2082,58 +2651,78 @@
         <w:pStyle w:val="BodyText"/>
       </w:pPr>
       <w:r>
-        <w:t xml:space="preserve">What remains open is whether that generalises. Every user here runs Boost in its</w:t>
-      </w:r>
-      <w:r>
-        <w:t xml:space="preserve"> </w:t>
-      </w:r>
-      <w:r>
-        <w:t xml:space="preserve">dose-derived mode, so even the live oref ratio is a shadow rather than the number</w:t>
-      </w:r>
-      <w:r>
-        <w:t xml:space="preserve"> </w:t>
-      </w:r>
-      <w:r>
-        <w:t xml:space="preserve">doing the dosing. Whether autosens behaves the same way when it is the applied</w:t>
-      </w:r>
-      <w:r>
-        <w:t xml:space="preserve"> </w:t>
-      </w:r>
-      <w:r>
-        <w:t xml:space="preserve">mechanism, on profile sensitivity, is not something this cohort can show.</w:t>
-      </w:r>
-    </w:p>
-    <w:bookmarkEnd w:id="14"/>
-    <w:bookmarkStart w:id="15" w:name="scope"/>
-    <w:p>
-      <w:pPr>
-        <w:pStyle w:val="Heading2"/>
-      </w:pPr>
-      <w:r>
-        <w:t xml:space="preserve">Scope</w:t>
+        <w:t xml:space="preserve">The phase two question resolved once the switched-off users were separated out.</w:t>
+      </w:r>
+      <w:r>
+        <w:t xml:space="preserve"> </w:t>
+      </w:r>
+      <w:r>
+        <w:t xml:space="preserve">Among users whose computation is live, autosens is adjusting for about three</w:t>
+      </w:r>
+      <w:r>
+        <w:t xml:space="preserve"> </w:t>
+      </w:r>
+      <w:r>
+        <w:t xml:space="preserve">fifths of decisions, which is a working mechanism rather than a dormant one.</w:t>
       </w:r>
     </w:p>
     <w:p>
       <w:pPr>
-        <w:pStyle w:val="FirstParagraph"/>
-      </w:pPr>
-      <w:r>
-        <w:t xml:space="preserve">Eleven people, self-selected, running a development branch, over five weeks. This</w:t>
-      </w:r>
-      <w:r>
-        <w:t xml:space="preserve"> </w:t>
-      </w:r>
-      <w:r>
-        <w:t xml:space="preserve">supports statements about mechanism and about whether a reconstruction is</w:t>
-      </w:r>
-      <w:r>
-        <w:t xml:space="preserve"> </w:t>
-      </w:r>
-      <w:r>
-        <w:t xml:space="preserve">faithful. It supports no population claim.</w:t>
+        <w:pStyle w:val="BodyText"/>
+      </w:pPr>
+      <w:r>
+        <w:t xml:space="preserve">What remains open is whether that generalises. Every user here runs Boost in its</w:t>
+      </w:r>
+      <w:r>
+        <w:t xml:space="preserve"> </w:t>
+      </w:r>
+      <w:r>
+        <w:t xml:space="preserve">dose-derived mode, so even the live oref ratio is a shadow rather than the number</w:t>
+      </w:r>
+      <w:r>
+        <w:t xml:space="preserve"> </w:t>
+      </w:r>
+      <w:r>
+        <w:t xml:space="preserve">doing the dosing. Whether autosens behaves the same way when it is the applied</w:t>
+      </w:r>
+      <w:r>
+        <w:t xml:space="preserve"> </w:t>
+      </w:r>
+      <w:r>
+        <w:t xml:space="preserve">mechanism, on profile sensitivity, is not something this cohort can show.</w:t>
       </w:r>
     </w:p>
     <w:bookmarkEnd w:id="15"/>
+    <w:bookmarkStart w:id="16" w:name="scope"/>
+    <w:p>
+      <w:pPr>
+        <w:pStyle w:val="Heading2"/>
+      </w:pPr>
+      <w:r>
+        <w:t xml:space="preserve">Scope</w:t>
+      </w:r>
+    </w:p>
+    <w:p>
+      <w:pPr>
+        <w:pStyle w:val="FirstParagraph"/>
+      </w:pPr>
+      <w:r>
+        <w:t xml:space="preserve">Eleven people, self-selected, running a development branch, over five weeks. This</w:t>
+      </w:r>
+      <w:r>
+        <w:t xml:space="preserve"> </w:t>
+      </w:r>
+      <w:r>
+        <w:t xml:space="preserve">supports statements about mechanism and about whether a reconstruction is</w:t>
+      </w:r>
+      <w:r>
+        <w:t xml:space="preserve"> </w:t>
+      </w:r>
+      <w:r>
+        <w:t xml:space="preserve">faithful. It supports no population claim.</w:t>
+      </w:r>
+    </w:p>
+    <w:bookmarkEnd w:id="16"/>
     <w:sectPr>
       <w:footnotePr>
         <w:numRestart w:val="eachSect"/>
